--- a/ky/discovery-articles/6.27 Электрондук төлөмдөр.docx
+++ b/ky/discovery-articles/6.27 Электрондук төлөмдөр.docx
@@ -4,580 +4,386 @@
   <w:body>
     <w:p>
       <w:pPr>
-        <w:keepNext/>
-        <w:spacing w:before="280" w:after="120"/>
+        <w:pStyle w:val="Title"/>
+        <w:widowControl/>
       </w:pPr>
       <w:r>
-        <w:rPr>
-          <w:rFonts w:ascii="Calibri" w:hAnsi="Calibri" w:eastAsia="Calibri"/>
-          <w:b/>
-          <w:i w:val="0"/>
-          <w:color w:val="004E8C"/>
-          <w:sz w:val="44"/>
-        </w:rPr>
         <w:t>6.27 Электрондук төлөмдөр</w:t>
       </w:r>
     </w:p>
     <w:p>
       <w:pPr>
-        <w:spacing w:after="80"/>
+        <w:keepNext/>
+        <w:widowControl/>
       </w:pPr>
       <w:r>
         <w:rPr>
-          <w:rFonts w:ascii="Calibri" w:hAnsi="Calibri" w:eastAsia="Calibri"/>
-          <w:b w:val="0"/>
-          <w:i/>
-          <w:color w:val="505050"/>
-          <w:sz w:val="22"/>
+          <w:sz w:val="20"/>
         </w:rPr>
         <w:t>6. Санарип технологиялар, космос жана байланыш</w:t>
       </w:r>
     </w:p>
     <w:p>
       <w:pPr>
-        <w:spacing w:after="200"/>
+        <w:keepNext/>
+        <w:widowControl/>
       </w:pPr>
       <w:r>
         <w:rPr>
-          <w:rFonts w:ascii="Calibri" w:hAnsi="Calibri" w:eastAsia="Calibri"/>
-          <w:b w:val="0"/>
-          <w:i/>
-          <w:sz w:val="22"/>
+          <w:sz w:val="20"/>
         </w:rPr>
-        <w:t>Мезгил: XX кылымдын ортосундагы төлөм жана насыя карталары; 1960–1970-жылдардагы электрондук уруксат берүү; кийинки автоматташкан клиринг, карта тармактары жана мобилдик капчыктар | Негизги өкүлдөр: банк карталарынын бирикмелери; төлөм тармагынын инженерлери; эсептешүүнү санариптештирген соода түйүндөрү жана клиринг палаталары</w:t>
+        <w:t>Мезгил: болжол менен XX кылымдын ортосундагы эсеп-кысап жана кредиттик карталар; 1960–1970-жылдардагы электрондук уруксат берүү; кийин автоматташтырылган банктык эсептешүү, карта тармактары жана мобилдик капчыктар | Негизги салым кошкондор: банк карталарынын бирикмелери; төлөм тармактарынын инженерлери; эсептешүүнү санарипке өткөргөн соодагерлер жана клиринг борборлору</w:t>
       </w:r>
     </w:p>
     <w:p>
       <w:pPr>
-        <w:spacing w:after="160" w:line="276" w:lineRule="auto"/>
+        <w:widowControl/>
       </w:pPr>
       <w:r>
-        <w:rPr>
-          <w:rFonts w:ascii="Calibri" w:hAnsi="Calibri" w:eastAsia="Calibri"/>
-          <w:b w:val="0"/>
-          <w:i w:val="0"/>
-          <w:sz w:val="22"/>
-        </w:rPr>
-        <w:t>Электрондук төлөм накталай акча же чек берүүнүн ордуна уруксат берилген санарип билдирүү аркылуу наркты бир жерден экинчисине өткөрөт. Карталар, банк которуулары жана мобилдик капчыктар алыстан жасалган сатып алуулар үчүн төлөмдү бир нече секундда бүтүрүүгө мүмкүндүк берди.</w:t>
+        <w:t>Электрондук төлөмдө накталай акча же чек берилбейт: анын ордуна акчаны которууга уруксат берген санарип билдирүү жөнөтүлөт. Карталар, банктык которуулар жана мобилдик капчыктар алыстан соода кылууну секунданын ичинде жүргүзүүгө мүмкүнчүлүк берди.</w:t>
       </w:r>
     </w:p>
     <w:p>
       <w:pPr>
-        <w:keepNext/>
-        <w:spacing w:before="240" w:after="120"/>
+        <w:pStyle w:val="Heading1"/>
+        <w:widowControl/>
       </w:pPr>
       <w:r>
-        <w:rPr>
-          <w:rFonts w:ascii="Calibri" w:hAnsi="Calibri" w:eastAsia="Calibri"/>
-          <w:b/>
-          <w:i w:val="0"/>
-          <w:color w:val="004E8C"/>
-          <w:sz w:val="28"/>
-        </w:rPr>
-        <w:t>Негизги фактылар</w:t>
+        <w:t>Негизги маалыматтар</w:t>
       </w:r>
     </w:p>
     <w:p>
       <w:pPr>
         <w:pStyle w:val="ListBullet"/>
+        <w:widowControl/>
       </w:pPr>
       <w:r>
-        <w:rPr>
-          <w:rFonts w:ascii="Calibri" w:hAnsi="Calibri" w:eastAsia="Calibri"/>
-          <w:b w:val="0"/>
-          <w:i w:val="0"/>
-          <w:sz w:val="22"/>
-        </w:rPr>
-        <w:t>XX кылымдын ортосунда төлөм жана насыя карталары жергиликтүү дүкөндөрдөгү карыз дептерлеринин көбүн каалаган жерде колдонулуучу пластик күбөлүк менен алмаштырган</w:t>
+        <w:t>XX кылымдын ортосунда эсеп-кысап жана кредиттик карталар дүкөндөрдүн карыз дептерлеринин көбүн алмаштырып, ар кайсы жерде колдонулуучу пластик картага жол ачты.</w:t>
       </w:r>
     </w:p>
     <w:p>
       <w:pPr>
         <w:pStyle w:val="ListBullet"/>
+        <w:widowControl/>
       </w:pPr>
       <w:r>
-        <w:rPr>
-          <w:rFonts w:ascii="Calibri" w:hAnsi="Calibri" w:eastAsia="Calibri"/>
-          <w:b w:val="0"/>
-          <w:i w:val="0"/>
-          <w:sz w:val="22"/>
-        </w:rPr>
-        <w:t>Электрондук уруксат берүү тармактары сатуучуга соода бүтө электе картаны алыстан текшерүүгө мүмкүнчүлүк берген</w:t>
+        <w:t>Электрондук уруксат берүү тармактары соодагерге сатууну бүтүрүүдөн мурда картаны алыстан текшерүүгө мүмкүндүк берди.</w:t>
       </w:r>
     </w:p>
     <w:p>
       <w:pPr>
         <w:pStyle w:val="ListBullet"/>
+        <w:widowControl/>
       </w:pPr>
       <w:r>
-        <w:rPr>
-          <w:rFonts w:ascii="Calibri" w:hAnsi="Calibri" w:eastAsia="Calibri"/>
-          <w:b w:val="0"/>
-          <w:i w:val="0"/>
-          <w:sz w:val="22"/>
-        </w:rPr>
-        <w:t>Автоматташкан клиринг палаталары кагаз ташыбай эле банк которууларын топ-тобу менен жүргүзгөн</w:t>
+        <w:t>Топтолгон төлөмдөрдү чогуу иштетүүчү банк системалары, мисалы АКШдагы автоматташтырылган клиринг борборлору, айлык акыларды жана эсеп төлөмдөрүн кагаз документ ташыбай которду.</w:t>
       </w:r>
     </w:p>
     <w:p>
       <w:pPr>
         <w:pStyle w:val="ListBullet"/>
+        <w:widowControl/>
       </w:pPr>
       <w:r>
-        <w:rPr>
-          <w:rFonts w:ascii="Calibri" w:hAnsi="Calibri" w:eastAsia="Calibri"/>
-          <w:b w:val="0"/>
-          <w:i w:val="0"/>
-          <w:sz w:val="22"/>
-        </w:rPr>
-        <w:t>Карта системалары жана кийинки онлайн төлөм шлюздары банк, дүкөн жана кардардын ортосундагы билдирүүлөрдү бирдейлештирген</w:t>
+        <w:t>Карта системалары, кийин интернеттеги төлөм шлюздары банктар, дүкөндөр жана кардарлар ортосундагы билдирүүлөрдү бирдиктүү форматка келтирди.</w:t>
       </w:r>
     </w:p>
     <w:p>
       <w:pPr>
         <w:pStyle w:val="ListBullet"/>
+        <w:widowControl/>
       </w:pPr>
       <w:r>
-        <w:rPr>
-          <w:rFonts w:ascii="Calibri" w:hAnsi="Calibri" w:eastAsia="Calibri"/>
-          <w:b w:val="0"/>
-          <w:i w:val="0"/>
-          <w:sz w:val="22"/>
-        </w:rPr>
-        <w:t>Мобилдик капчыктар менен заматта төлөө тармактары ошол эле идеяны улантат: физикалык акча эмес, ишенимдүү көрсөтмө жүрөт</w:t>
+        <w:t>Мобилдик капчыктар менен ыкчам төлөм тармактары ошол эле принципти улантат: физикалык акчанын ордуна ишенимдүү төлөм көрсөтмөсү берилет.</w:t>
       </w:r>
     </w:p>
     <w:p>
       <w:pPr>
-        <w:keepNext/>
-        <w:spacing w:before="240" w:after="120"/>
+        <w:pStyle w:val="Heading1"/>
+        <w:widowControl/>
       </w:pPr>
       <w:r>
-        <w:rPr>
-          <w:rFonts w:ascii="Calibri" w:hAnsi="Calibri" w:eastAsia="Calibri"/>
-          <w:b/>
-          <w:i w:val="0"/>
-          <w:color w:val="004E8C"/>
-          <w:sz w:val="28"/>
-        </w:rPr>
-        <w:t>Бул эмне</w:t>
+        <w:t>Бул эмне?</w:t>
       </w:r>
     </w:p>
     <w:p>
       <w:pPr>
-        <w:spacing w:after="160" w:line="276" w:lineRule="auto"/>
+        <w:widowControl/>
       </w:pPr>
       <w:r>
-        <w:rPr>
-          <w:rFonts w:ascii="Calibri" w:hAnsi="Calibri" w:eastAsia="Calibri"/>
-          <w:b w:val="0"/>
-          <w:i w:val="0"/>
-          <w:sz w:val="22"/>
-        </w:rPr>
-        <w:t>Электрондук төлөмдөр — кагаз акчанын ордуна байланыш тармагын жана эсеп китептерин колдонуп, бир эсептен каражат чыгарып, экинчисине кошкон системалар. Картаны өткөрүү, банк которуусу же телефонду жакындатуу уруксат сураган билдирүү жөнөтөт; андан кийинки клиринг менен эсептешүү баланстарды жаңыртат. Алдамчылыкты текшерүү, комиссия жана төлөмдү кайтаруу ошол эле инфраструктуранын ичинде иштейт. Жөнөкөй айтканда, бул — билдирүү түрүндө сапарлаган акча.</w:t>
+        <w:t>Электрондук төлөм системалары байланыш тармактары жана эсеп жазуулары аркылуу бир эсептен акча чыгарып, экинчисине кошот. Картаны терминалдан өткөрүү, банктык которуу же телефонду жакындатуу төлөмгө уруксат суроосун жөнөтөт. Андан кийинки клиринг, башкача айтканда төлөм милдеттенмелерин салыштырып эсептөө, жана акыркы эсептешүү эсептердеги калдыктарды жаңыртат. Алдамчылыкты текшерүү, комиссиялар жана талаштуу төлөмдү кайтаруу да ушул системага кирет. Жөнөкөй айтканда, акча билдирүү аркылуу которулат.</w:t>
       </w:r>
     </w:p>
     <w:p>
       <w:pPr>
-        <w:keepNext/>
-        <w:spacing w:before="240" w:after="120"/>
+        <w:pStyle w:val="Heading1"/>
+        <w:widowControl/>
       </w:pPr>
       <w:r>
-        <w:rPr>
-          <w:rFonts w:ascii="Calibri" w:hAnsi="Calibri" w:eastAsia="Calibri"/>
-          <w:b/>
-          <w:i w:val="0"/>
-          <w:color w:val="004E8C"/>
-          <w:sz w:val="28"/>
-        </w:rPr>
-        <w:t>Аны ким ачкан же ойлоп тапкан</w:t>
+        <w:t xml:space="preserve">Ким ойлоп тапкан</w:t>
       </w:r>
     </w:p>
     <w:p>
       <w:pPr>
-        <w:spacing w:after="160" w:line="276" w:lineRule="auto"/>
+        <w:widowControl/>
       </w:pPr>
       <w:r>
-        <w:rPr>
-          <w:rFonts w:ascii="Calibri" w:hAnsi="Calibri" w:eastAsia="Calibri"/>
-          <w:b w:val="0"/>
-          <w:i w:val="0"/>
-          <w:sz w:val="22"/>
-        </w:rPr>
-        <w:t>Ири дүкөндөрдүн төлөм пластиналары менен банк карталарын көптөгөн компаниялар өз алдынча өнүктүргөн. Тармак куруучулар терминалдарды борбордук компьютерлерге туташтырып, бир шаардагы соода башка жердеги эсепти текшере ала турган кылышкан. Клиринг бирикмелери банктар арасындагы топтолгон которууларды санарипке өткөргөн. Стандартташтыруу уюмдары жана жөнгө салуучулар ким кандай каражатты которо аларын белгилешкен. Бул технологиянын ойлоп табуучулары аты белгилүү инженерлерден кем эмес даражада мекемелер болгон.</w:t>
+        <w:t>Дүкөндөрдүн карызга соода кылуучу белгилерин жана банк карталарын көптөгөн компаниялар иштеп чыккан. Тармак куруучулар терминалдарды борбордук компьютерлерге туташтырып, бир шаардагы соода учурунда башка жердеги эсепти текшерүүгө шарт түзүштү. Клиринг бирикмелери банктар ортосунда топтолгон которууларды санарипке өткөрдү. Стандарттарды түзүүчү органдар менен жөнгө салуучулар ким кандай которуу жасай аларын аныкташты. Демек, бул тармактын жаралышында белгилүү инженерлер менен катар бүтүндөй мекемелердин салымы бар.</w:t>
       </w:r>
     </w:p>
     <w:p>
       <w:pPr>
-        <w:keepNext/>
-        <w:spacing w:before="240" w:after="120"/>
+        <w:pStyle w:val="Heading1"/>
+        <w:widowControl/>
       </w:pPr>
       <w:r>
-        <w:rPr>
-          <w:rFonts w:ascii="Calibri" w:hAnsi="Calibri" w:eastAsia="Calibri"/>
-          <w:b/>
-          <w:i w:val="0"/>
-          <w:color w:val="004E8C"/>
-          <w:sz w:val="28"/>
-        </w:rPr>
-        <w:t>Качан жана кантип пайда болгон</w:t>
+        <w:t>Качан жана кантип пайда болгон?</w:t>
       </w:r>
     </w:p>
     <w:p>
       <w:pPr>
-        <w:spacing w:after="160" w:line="276" w:lineRule="auto"/>
+        <w:widowControl/>
       </w:pPr>
       <w:r>
-        <w:rPr>
-          <w:rFonts w:ascii="Calibri" w:hAnsi="Calibri" w:eastAsia="Calibri"/>
-          <w:b w:val="0"/>
-          <w:i w:val="0"/>
-          <w:sz w:val="22"/>
-        </w:rPr>
-        <w:t>Согуштан кийинки карта системалары 1950–1960-жылдары өстү; телефон жана маалымат линиялары арзандаганда электрондук уруксат берүү кошулду. Соода түйүнүндөгү терминалдар менен магниттик тилке картаны дүкөндө көнүмүш кылды. Автоматташкан клиринг жана кийин заматта эсептешкен тармактар эмгек акыны жана эсеп-кысапты өткөрө баштады. Интернет алыстан төлөөнү, смартфон мобилдик капчыкты кошту. Ар бир жаңы катмар эсептешүүнү тездетип, киберкоопсуздуктун маанисин жогорулатты.</w:t>
+        <w:t>Согуштан кийинки карта системалары 1950–1960-жылдары өстү. Телефон жана маалымат байланыштары арзандаганда электрондук уруксат берүү кошулду. Соода терминалдары менен магниттик тилкелер картаны күнүмдүк сатып алуунун бир бөлүгүнө айлантты. ACH — Automated Clearing House, автоматташтырылган клиринг борбору — сыяктуу системалар, кийин реалдуу убакыттагы тармактар айлык акыны жана эсеп төлөмдөрүн которду. Интернет алыстан төлөөнү, смартфондор мобилдик капчыктарды кошту. Ар бир баскыч эсептешүүнү тездетип, ошол эле учурда киберкоопсуздуктун маанисин жогорулатты.</w:t>
       </w:r>
     </w:p>
     <w:p>
       <w:pPr>
-        <w:keepNext/>
-        <w:spacing w:before="240" w:after="120"/>
+        <w:pStyle w:val="Heading1"/>
+        <w:widowControl/>
       </w:pPr>
       <w:r>
-        <w:rPr>
-          <w:rFonts w:ascii="Calibri" w:hAnsi="Calibri" w:eastAsia="Calibri"/>
-          <w:b/>
-          <w:i w:val="0"/>
-          <w:color w:val="004E8C"/>
-          <w:sz w:val="28"/>
-        </w:rPr>
-        <w:t>Илимий жактан мааниси</w:t>
+        <w:t>Илим үчүн мааниси</w:t>
       </w:r>
     </w:p>
     <w:p>
       <w:pPr>
-        <w:spacing w:after="160" w:line="276" w:lineRule="auto"/>
+        <w:widowControl/>
       </w:pPr>
       <w:r>
-        <w:rPr>
-          <w:rFonts w:ascii="Calibri" w:hAnsi="Calibri" w:eastAsia="Calibri"/>
-          <w:b w:val="0"/>
-          <w:i w:val="0"/>
-          <w:sz w:val="22"/>
-        </w:rPr>
-        <w:t>Электрондук төлөмдөр чекене соода масштабында ишенимдүү бөлүштүрүлгөн маалымат базасын, криптографияны жана катага туруктуу билдирүү алмашууну талап кылды. Коркунучту баалоо менен алдамчылыкты аныктоо колдонмо статистиканын маселесине айланды. Накталай акчанын үлүшү азайганда экономисттер акчанын айлануу ылдамдыгын изилдейт. Илимий жактан электрондук төлөм наркты аныктыгы ырасталышы керек болгон маалымат катары карайт.</w:t>
+        <w:t>Төлөмдөр үчүн ишенимдүү бөлүштүрүлгөн маалымат базалары, криптография — маалыматты коргоо ыкмалары — жана үзгүлтүккө туруктуу билдирүү алмашуу зарыл болду. Тобокелдикти баалоо жана алдамчылыкты табуу колдонмо статистиканын маселелерине айланды. Накталай акчанын үлүшү азайганда акчанын жүгүртүү ылдамдыгы кандай өзгөрөрүн экономисттер изилдешет. Электрондук төлөмдө акчалай баалуулук аныктыгы текшерилүүгө тийиш болгон маалымат катары каралат.</w:t>
       </w:r>
     </w:p>
     <w:p>
       <w:pPr>
-        <w:keepNext/>
-        <w:spacing w:before="240" w:after="120"/>
+        <w:pStyle w:val="Heading1"/>
+        <w:widowControl/>
       </w:pPr>
       <w:r>
-        <w:rPr>
-          <w:rFonts w:ascii="Calibri" w:hAnsi="Calibri" w:eastAsia="Calibri"/>
-          <w:b/>
-          <w:i w:val="0"/>
-          <w:color w:val="004E8C"/>
-          <w:sz w:val="28"/>
-        </w:rPr>
-        <w:t>Кийинки өнүгүүлөргө тийгизген таасири</w:t>
+        <w:t>Кийинки өнүгүүгө тийгизген таасири</w:t>
       </w:r>
     </w:p>
     <w:p>
       <w:pPr>
-        <w:spacing w:after="160" w:line="276" w:lineRule="auto"/>
+        <w:widowControl/>
       </w:pPr>
       <w:r>
-        <w:rPr>
-          <w:rFonts w:ascii="Calibri" w:hAnsi="Calibri" w:eastAsia="Calibri"/>
-          <w:b w:val="0"/>
-          <w:i w:val="0"/>
-          <w:sz w:val="22"/>
-        </w:rPr>
-        <w:t>Электрондук соода, убактылуу жумуш платформалары жана жазылуу кызматтары сакталган картага же заматта которууга таянат. Борбордук банктардын санарип валютасы боюнча сыноолору ошол эле эсептешүү логикасын колдонот. Накталай акчасы аз шаарлар чайпул, коомдук транспорт жана кайрымдуулукту кайра уюштурат. Банктар аралык комиссия менен каржы кызматтарына жетпей калган адамдардын маселеси техникалык гана эмес, саясий да мааниге ээ болду.</w:t>
+        <w:t>Интернет соодасы, убактылуу жумуш платформалары жана жазылма кызматтар сакталган карта маалыматына же ыкчам которууга таянат. Борбордук банктардын санарип акча боюнча тажрыйбалары эсептешүүнүн ушул логикасын колдонот. Накталай акча аз колдонулган шаарларда чайпул берүү, коомдук транспорт жана кайрымдуулук да өзгөрөт. Банктар ортосундагы комиссиялар жана айрым адамдардын системадан четте калышы техникалык гана эмес, саясий маселелерге да айланат.</w:t>
       </w:r>
     </w:p>
     <w:p>
       <w:pPr>
-        <w:keepNext/>
-        <w:spacing w:before="240" w:after="120"/>
+        <w:pStyle w:val="Heading1"/>
+        <w:widowControl/>
       </w:pPr>
       <w:r>
-        <w:rPr>
-          <w:rFonts w:ascii="Calibri" w:hAnsi="Calibri" w:eastAsia="Calibri"/>
-          <w:b/>
-          <w:i w:val="0"/>
-          <w:color w:val="004E8C"/>
-          <w:sz w:val="28"/>
-        </w:rPr>
-        <w:t>Адамдардын жашоосун кантип өзгөрткөн</w:t>
+        <w:t>Адамдардын жашоосун кантип өзгөрткөн?</w:t>
       </w:r>
     </w:p>
     <w:p>
       <w:pPr>
-        <w:spacing w:after="160" w:line="276" w:lineRule="auto"/>
+        <w:widowControl/>
       </w:pPr>
       <w:r>
-        <w:rPr>
-          <w:rFonts w:ascii="Calibri" w:hAnsi="Calibri" w:eastAsia="Calibri"/>
-          <w:b w:val="0"/>
-          <w:i w:val="0"/>
-          <w:sz w:val="22"/>
-        </w:rPr>
-        <w:t>Адамдар көп накталай акча көтөрбөй эле чек арадан товар сатып алат, чакан соодагер алыстагы кардарды кабыл алат. Пластик картанын жеңилдиги ойлонбой сатып алууну жана карызды да көбөйттү. Банк кызматына жетпеген адамдар санарип рыноктон сыртта калышы мүмкүн. Ар бир чыны кофе эсеп китебинде из калтырганда, жеке жашоонун купуялыгы азаят.</w:t>
+        <w:t>Адамдар көп накталай акча көтөрбөй эле чек арадан тышкары соода кыла алышат; чакан соодагерлер алыскы кардарларды тейлейт. Картанын ыңгайлуулугу ойлонбой сатып алууну жана карыз алууну да көбөйттү. Банктык кызматка жетпеген адамдар санарип базардан четтеп калышы мүмкүн. Ар бир чыны кофе эсеп жазуусунда из калтырганда, жеке жашоонун купуялыгы да азаят.</w:t>
       </w:r>
     </w:p>
     <w:p>
       <w:pPr>
-        <w:keepNext/>
-        <w:spacing w:before="240" w:after="120"/>
+        <w:pStyle w:val="Heading1"/>
+        <w:widowControl/>
       </w:pPr>
       <w:r>
-        <w:rPr>
-          <w:rFonts w:ascii="Calibri" w:hAnsi="Calibri" w:eastAsia="Calibri"/>
-          <w:b/>
-          <w:i w:val="0"/>
-          <w:color w:val="004E8C"/>
-          <w:sz w:val="28"/>
-        </w:rPr>
-        <w:t>Булактар жана шилтемелер</w:t>
+        <w:t>Булактар жана кошумча окуу</w:t>
       </w:r>
     </w:p>
     <w:p>
       <w:pPr>
-        <w:keepNext/>
-        <w:spacing w:before="240" w:after="120"/>
+        <w:pStyle w:val="Heading2"/>
+        <w:widowControl/>
       </w:pPr>
       <w:r>
         <w:rPr>
-          <w:rFonts w:ascii="Calibri" w:hAnsi="Calibri" w:eastAsia="Calibri"/>
-          <w:b/>
-          <w:i w:val="0"/>
-          <w:color w:val="004E8C"/>
-          <w:sz w:val="24"/>
+          <w:sz w:val="20"/>
         </w:rPr>
-        <w:t>A. Китептер жана негизги илимий эмгектер</w:t>
+        <w:t>Китептер жана негизги илимий эмгектер</w:t>
       </w:r>
     </w:p>
     <w:p>
       <w:pPr>
-        <w:spacing w:after="80"/>
-        <w:ind w:left="360"/>
+        <w:widowControl/>
       </w:pPr>
       <w:r>
         <w:rPr>
-          <w:rFonts w:ascii="Calibri" w:hAnsi="Calibri" w:eastAsia="Calibri"/>
-          <w:b w:val="0"/>
-          <w:i w:val="0"/>
-          <w:sz w:val="22"/>
+          <w:sz w:val="20"/>
         </w:rPr>
         <w:t>1. Stearns, David L. Electronic Value Exchange: Origins of the VISA Electronic Payment System. London: Springer, 2011.</w:t>
       </w:r>
     </w:p>
     <w:p>
       <w:pPr>
-        <w:keepNext/>
-        <w:spacing w:before="240" w:after="120"/>
+        <w:pStyle w:val="Heading2"/>
+        <w:widowControl/>
       </w:pPr>
       <w:r>
         <w:rPr>
-          <w:rFonts w:ascii="Calibri" w:hAnsi="Calibri" w:eastAsia="Calibri"/>
-          <w:b/>
-          <w:i w:val="0"/>
-          <w:color w:val="004E8C"/>
-          <w:sz w:val="24"/>
+          <w:sz w:val="20"/>
         </w:rPr>
-        <w:t>C. Мекемелердин материалдары жана энциклопедиялык булактар</w:t>
+        <w:t>Уюмдардын жана энциклопедиялардын материалдары</w:t>
       </w:r>
     </w:p>
     <w:p>
       <w:pPr>
-        <w:spacing w:after="80"/>
-        <w:ind w:left="360"/>
+        <w:widowControl/>
       </w:pPr>
       <w:r>
         <w:rPr>
-          <w:rFonts w:ascii="Calibri" w:hAnsi="Calibri" w:eastAsia="Calibri"/>
-          <w:b w:val="0"/>
-          <w:i w:val="0"/>
-          <w:sz w:val="22"/>
+          <w:sz w:val="20"/>
         </w:rPr>
-        <w:t>1. Encyclopaedia Britannica. «Насыя картасы».</w:t>
-      </w:r>
-      <w:r>
-        <w:rPr>
-          <w:rFonts w:ascii="Calibri" w:hAnsi="Calibri" w:eastAsia="Calibri"/>
-          <w:b w:val="0"/>
-          <w:i w:val="0"/>
-          <w:sz w:val="22"/>
-        </w:rPr>
-        <w:t xml:space="preserve"> </w:t>
+        <w:t xml:space="preserve">1. Encyclopaedia Britannica. 'Credit card.' </w:t>
       </w:r>
       <w:hyperlink r:id="rId9">
         <w:r>
           <w:rPr>
-            <w:rFonts w:ascii="Calibri" w:hAnsi="Calibri" w:eastAsia="Calibri"/>
-            <w:b w:val="0"/>
-            <w:i w:val="0"/>
-            <w:sz w:val="22"/>
-            <w:color w:val="0563C1"/>
-            <w:u w:val="single"/>
+            <w:sz w:val="20"/>
           </w:rPr>
           <w:t>https://www.britannica.com/money/credit-card</w:t>
         </w:r>
       </w:hyperlink>
+      <w:r>
+        <w:rPr>
+          <w:sz w:val="20"/>
+        </w:rPr>
+      </w:r>
     </w:p>
     <w:p>
       <w:pPr>
-        <w:spacing w:after="80"/>
-        <w:ind w:left="360"/>
+        <w:widowControl/>
       </w:pPr>
       <w:r>
         <w:rPr>
-          <w:rFonts w:ascii="Calibri" w:hAnsi="Calibri" w:eastAsia="Calibri"/>
-          <w:b w:val="0"/>
-          <w:i w:val="0"/>
-          <w:sz w:val="22"/>
+          <w:sz w:val="20"/>
         </w:rPr>
-        <w:t>2. Bank for International Settlements. Төлөмдөр жана рынок инфраструктурасы боюнча комитет.</w:t>
-      </w:r>
-      <w:r>
-        <w:rPr>
-          <w:rFonts w:ascii="Calibri" w:hAnsi="Calibri" w:eastAsia="Calibri"/>
-          <w:b w:val="0"/>
-          <w:i w:val="0"/>
-          <w:sz w:val="22"/>
-        </w:rPr>
-        <w:t xml:space="preserve"> </w:t>
+        <w:t xml:space="preserve">2. Bank for International Settlements. Committee on Payments and Market Infrastructures. </w:t>
       </w:r>
       <w:hyperlink r:id="rId10">
         <w:r>
           <w:rPr>
-            <w:rFonts w:ascii="Calibri" w:hAnsi="Calibri" w:eastAsia="Calibri"/>
-            <w:b w:val="0"/>
-            <w:i w:val="0"/>
-            <w:sz w:val="22"/>
-            <w:color w:val="0563C1"/>
-            <w:u w:val="single"/>
+            <w:sz w:val="20"/>
           </w:rPr>
           <w:t>https://www.bis.org/cpmi/</w:t>
         </w:r>
       </w:hyperlink>
-    </w:p>
-    <w:p>
-      <w:pPr>
-        <w:keepNext/>
-        <w:spacing w:before="240" w:after="120"/>
-      </w:pPr>
       <w:r>
         <w:rPr>
-          <w:rFonts w:ascii="Calibri" w:hAnsi="Calibri" w:eastAsia="Calibri"/>
-          <w:b/>
-          <w:i w:val="0"/>
-          <w:color w:val="004E8C"/>
-          <w:sz w:val="24"/>
+          <w:sz w:val="20"/>
         </w:rPr>
-        <w:t>D. Музейлердин, архивдердин жана китепканалардын материалдары</w:t>
       </w:r>
     </w:p>
     <w:p>
       <w:pPr>
-        <w:spacing w:after="80"/>
-        <w:ind w:left="360"/>
+        <w:pStyle w:val="Heading2"/>
+        <w:widowControl/>
       </w:pPr>
       <w:r>
         <w:rPr>
-          <w:rFonts w:ascii="Calibri" w:hAnsi="Calibri" w:eastAsia="Calibri"/>
-          <w:b w:val="0"/>
-          <w:i w:val="0"/>
-          <w:sz w:val="22"/>
+          <w:sz w:val="20"/>
         </w:rPr>
-        <w:t>1. Computer History Museum. Банк иши жана электрондук каражат которуу боюнча материалдар.</w:t>
+        <w:t>Музейлердин, архивдердин жана китепканалардын материалдары</w:t>
       </w:r>
+    </w:p>
+    <w:p>
+      <w:pPr>
+        <w:widowControl/>
+      </w:pPr>
       <w:r>
         <w:rPr>
-          <w:rFonts w:ascii="Calibri" w:hAnsi="Calibri" w:eastAsia="Calibri"/>
-          <w:b w:val="0"/>
-          <w:i w:val="0"/>
-          <w:sz w:val="22"/>
+          <w:sz w:val="20"/>
         </w:rPr>
-        <w:t xml:space="preserve"> </w:t>
+        <w:t xml:space="preserve">1. Computer History Museum. Banking and electronic funds transfer resources. </w:t>
       </w:r>
       <w:hyperlink r:id="rId11">
         <w:r>
           <w:rPr>
-            <w:rFonts w:ascii="Calibri" w:hAnsi="Calibri" w:eastAsia="Calibri"/>
-            <w:b w:val="0"/>
-            <w:i w:val="0"/>
-            <w:sz w:val="22"/>
-            <w:color w:val="0563C1"/>
-            <w:u w:val="single"/>
+            <w:sz w:val="20"/>
           </w:rPr>
           <w:t>https://www.computerhistory.org/</w:t>
         </w:r>
       </w:hyperlink>
-    </w:p>
-    <w:p>
-      <w:pPr>
-        <w:keepNext/>
-        <w:spacing w:before="240" w:after="120"/>
-      </w:pPr>
       <w:r>
         <w:rPr>
-          <w:rFonts w:ascii="Calibri" w:hAnsi="Calibri" w:eastAsia="Calibri"/>
-          <w:b/>
-          <w:i w:val="0"/>
-          <w:color w:val="004E8C"/>
-          <w:sz w:val="24"/>
+          <w:sz w:val="20"/>
         </w:rPr>
-        <w:t>J. Басма сөз, илимий-популярдуу жана жалпы маалымат булактары</w:t>
       </w:r>
     </w:p>
     <w:p>
       <w:pPr>
-        <w:spacing w:after="80"/>
-        <w:ind w:left="360"/>
+        <w:pStyle w:val="Heading2"/>
+        <w:widowControl/>
       </w:pPr>
       <w:r>
         <w:rPr>
-          <w:rFonts w:ascii="Calibri" w:hAnsi="Calibri" w:eastAsia="Calibri"/>
-          <w:b w:val="0"/>
-          <w:i w:val="0"/>
-          <w:sz w:val="22"/>
+          <w:sz w:val="20"/>
         </w:rPr>
-        <w:t>1. Federal Reserve Education. Төлөм системалары кантип иштейт.</w:t>
+        <w:t>Басма сөз, илимий-популярдуу жана маалымдама материалдар</w:t>
       </w:r>
+    </w:p>
+    <w:p>
+      <w:pPr>
+        <w:widowControl/>
+      </w:pPr>
       <w:r>
         <w:rPr>
-          <w:rFonts w:ascii="Calibri" w:hAnsi="Calibri" w:eastAsia="Calibri"/>
-          <w:b w:val="0"/>
-          <w:i w:val="0"/>
-          <w:sz w:val="22"/>
+          <w:sz w:val="20"/>
         </w:rPr>
-        <w:t xml:space="preserve"> </w:t>
+        <w:t xml:space="preserve">1. Federal Reserve Education. How payment systems work. </w:t>
       </w:r>
       <w:hyperlink r:id="rId12">
         <w:r>
           <w:rPr>
-            <w:rFonts w:ascii="Calibri" w:hAnsi="Calibri" w:eastAsia="Calibri"/>
-            <w:b w:val="0"/>
-            <w:i w:val="0"/>
-            <w:sz w:val="22"/>
-            <w:color w:val="0563C1"/>
-            <w:u w:val="single"/>
+            <w:sz w:val="20"/>
           </w:rPr>
           <w:t>https://www.federalreserveeducation.org/</w:t>
         </w:r>
       </w:hyperlink>
+      <w:r>
+        <w:rPr>
+          <w:sz w:val="20"/>
+        </w:rPr>
+      </w:r>
     </w:p>
     <w:sectPr>
-      <w:pgSz w:w="12240" w:h="15840"/>
-      <w:pgMar w:top="1296" w:right="1440" w:bottom="1296" w:left="1440" w:header="720" w:footer="720" w:gutter="0"/>
+      <w:footerReference w:type="default" r:id="rId13"/>
+      <w:pgSz w:w="11906" w:h="16838"/>
+      <w:pgMar w:top="1020" w:right="1134" w:bottom="1020" w:left="1134" w:header="720" w:footer="720" w:gutter="0"/>
       <w:cols w:space="720"/>
       <w:docGrid w:linePitch="360"/>
     </w:sectPr>
   </w:body>
 </w:document>
+</file>
+
+<file path=word/footer1.xml><?xml version="1.0" encoding="utf-8"?>
+<w:ftr xmlns:m="http://schemas.openxmlformats.org/officeDocument/2006/math" xmlns:mc="http://schemas.openxmlformats.org/markup-compatibility/2006" xmlns:mo="http://schemas.microsoft.com/office/mac/office/2008/main" xmlns:mv="urn:schemas-microsoft-com:mac:vml" xmlns:o="urn:schemas-microsoft-com:office:office" xmlns:r="http://schemas.openxmlformats.org/officeDocument/2006/relationships" xmlns:v="urn:schemas-microsoft-com:vml" xmlns:w10="urn:schemas-microsoft-com:office:word" xmlns:w14="http://schemas.microsoft.com/office/word/2010/wordml" xmlns:w="http://schemas.openxmlformats.org/wordprocessingml/2006/main" xmlns:wne="http://schemas.microsoft.com/office/word/2006/wordml" xmlns:wp14="http://schemas.microsoft.com/office/word/2010/wordprocessingDrawing" xmlns:wp="http://schemas.openxmlformats.org/drawingml/2006/wordprocessingDrawing" xmlns:wpc="http://schemas.microsoft.com/office/word/2010/wordprocessingCanvas" xmlns:wpg="http://schemas.microsoft.com/office/word/2010/wordprocessingGroup" xmlns:wpi="http://schemas.microsoft.com/office/word/2010/wordprocessingInk" xmlns:wps="http://schemas.microsoft.com/office/word/2010/wordprocessingShape" mc:Ignorable="w14 wp14">
+  <w:p>
+    <w:pPr>
+      <w:pStyle w:val="Footer"/>
+      <w:jc w:val="right"/>
+    </w:pPr>
+    <w:fldSimple w:instr="PAGE"/>
+  </w:p>
+</w:ftr>
 </file>
 
 <file path=word/numbering.xml><?xml version="1.0" encoding="utf-8"?>
@@ -788,7 +594,7 @@
   <w:docDefaults>
     <w:rPrDefault>
       <w:rPr>
-        <w:rFonts w:asciiTheme="minorHAnsi" w:eastAsiaTheme="minorEastAsia" w:hAnsiTheme="minorHAnsi" w:cstheme="minorBidi"/>
+        <w:rFonts/>
         <w:sz w:val="22"/>
         <w:szCs w:val="22"/>
         <w:lang w:val="en-US" w:eastAsia="en-US" w:bidi="ar-SA"/>
@@ -943,6 +749,15 @@
     <w:name w:val="Normal"/>
     <w:qFormat/>
     <w:rsid w:val="00FC693F"/>
+    <w:pPr>
+      <w:spacing w:after="80" w:line="240" w:lineRule="auto"/>
+    </w:pPr>
+    <w:rPr>
+      <w:rFonts w:ascii="Times New Roman" w:hAnsi="Times New Roman"/>
+      <w:color w:val="000000"/>
+      <w:sz w:val="24"/>
+      <w:lang w:val="ky-KG"/>
+    </w:rPr>
   </w:style>
   <w:style w:type="paragraph" w:styleId="Header">
     <w:name w:val="header"/>
@@ -999,16 +814,17 @@
     <w:pPr>
       <w:keepNext/>
       <w:keepLines/>
-      <w:spacing w:before="480" w:after="0"/>
+      <w:spacing w:before="160" w:after="80" w:line="240" w:lineRule="auto"/>
       <w:outlineLvl w:val="0"/>
     </w:pPr>
     <w:rPr>
-      <w:rFonts w:asciiTheme="majorHAnsi" w:eastAsiaTheme="majorEastAsia" w:hAnsiTheme="majorHAnsi" w:cstheme="majorBidi"/>
+      <w:rFonts w:ascii="Times New Roman" w:hAnsi="Times New Roman"/>
       <w:b/>
       <w:bCs/>
-      <w:color w:val="365F91" w:themeColor="accent1" w:themeShade="BF"/>
-      <w:sz w:val="28"/>
+      <w:color w:val="000000"/>
+      <w:sz w:val="26"/>
       <w:szCs w:val="28"/>
+      <w:lang w:val="ky-KG"/>
     </w:rPr>
   </w:style>
   <w:style w:type="paragraph" w:styleId="Heading2">
@@ -1023,16 +839,17 @@
     <w:pPr>
       <w:keepNext/>
       <w:keepLines/>
-      <w:spacing w:before="200" w:after="0"/>
+      <w:spacing w:before="160" w:after="80" w:line="240" w:lineRule="auto"/>
       <w:outlineLvl w:val="1"/>
     </w:pPr>
     <w:rPr>
-      <w:rFonts w:asciiTheme="majorHAnsi" w:eastAsiaTheme="majorEastAsia" w:hAnsiTheme="majorHAnsi" w:cstheme="majorBidi"/>
+      <w:rFonts w:ascii="Times New Roman" w:hAnsi="Times New Roman"/>
       <w:b/>
       <w:bCs/>
-      <w:color w:val="4F81BD" w:themeColor="accent1"/>
+      <w:color w:val="000000"/>
       <w:sz w:val="26"/>
       <w:szCs w:val="26"/>
+      <w:lang w:val="ky-KG"/>
     </w:rPr>
   </w:style>
   <w:style w:type="paragraph" w:styleId="Heading3">
@@ -1051,7 +868,7 @@
       <w:outlineLvl w:val="2"/>
     </w:pPr>
     <w:rPr>
-      <w:rFonts w:asciiTheme="majorHAnsi" w:eastAsiaTheme="majorEastAsia" w:hAnsiTheme="majorHAnsi" w:cstheme="majorBidi"/>
+      <w:rFonts/>
       <w:b/>
       <w:bCs/>
       <w:color w:val="4F81BD" w:themeColor="accent1"/>
@@ -1074,7 +891,7 @@
       <w:outlineLvl w:val="3"/>
     </w:pPr>
     <w:rPr>
-      <w:rFonts w:asciiTheme="majorHAnsi" w:eastAsiaTheme="majorEastAsia" w:hAnsiTheme="majorHAnsi" w:cstheme="majorBidi"/>
+      <w:rFonts/>
       <w:b/>
       <w:bCs/>
       <w:i/>
@@ -1099,7 +916,7 @@
       <w:outlineLvl w:val="4"/>
     </w:pPr>
     <w:rPr>
-      <w:rFonts w:asciiTheme="majorHAnsi" w:eastAsiaTheme="majorEastAsia" w:hAnsiTheme="majorHAnsi" w:cstheme="majorBidi"/>
+      <w:rFonts/>
       <w:color w:val="243F60" w:themeColor="accent1" w:themeShade="7F"/>
     </w:rPr>
   </w:style>
@@ -1120,7 +937,7 @@
       <w:outlineLvl w:val="5"/>
     </w:pPr>
     <w:rPr>
-      <w:rFonts w:asciiTheme="majorHAnsi" w:eastAsiaTheme="majorEastAsia" w:hAnsiTheme="majorHAnsi" w:cstheme="majorBidi"/>
+      <w:rFonts/>
       <w:i/>
       <w:iCs/>
       <w:color w:val="243F60" w:themeColor="accent1" w:themeShade="7F"/>
@@ -1143,7 +960,7 @@
       <w:outlineLvl w:val="6"/>
     </w:pPr>
     <w:rPr>
-      <w:rFonts w:asciiTheme="majorHAnsi" w:eastAsiaTheme="majorEastAsia" w:hAnsiTheme="majorHAnsi" w:cstheme="majorBidi"/>
+      <w:rFonts/>
       <w:i/>
       <w:iCs/>
       <w:color w:val="404040" w:themeColor="text1" w:themeTint="BF"/>
@@ -1166,7 +983,7 @@
       <w:outlineLvl w:val="7"/>
     </w:pPr>
     <w:rPr>
-      <w:rFonts w:asciiTheme="majorHAnsi" w:eastAsiaTheme="majorEastAsia" w:hAnsiTheme="majorHAnsi" w:cstheme="majorBidi"/>
+      <w:rFonts/>
       <w:color w:val="4F81BD" w:themeColor="accent1"/>
       <w:sz w:val="20"/>
       <w:szCs w:val="20"/>
@@ -1189,7 +1006,7 @@
       <w:outlineLvl w:val="8"/>
     </w:pPr>
     <w:rPr>
-      <w:rFonts w:asciiTheme="majorHAnsi" w:eastAsiaTheme="majorEastAsia" w:hAnsiTheme="majorHAnsi" w:cstheme="majorBidi"/>
+      <w:rFonts/>
       <w:i/>
       <w:iCs/>
       <w:color w:val="404040" w:themeColor="text1" w:themeTint="BF"/>
@@ -1240,7 +1057,7 @@
     <w:uiPriority w:val="9"/>
     <w:rsid w:val="00FC693F"/>
     <w:rPr>
-      <w:rFonts w:asciiTheme="majorHAnsi" w:eastAsiaTheme="majorEastAsia" w:hAnsiTheme="majorHAnsi" w:cstheme="majorBidi"/>
+      <w:rFonts/>
       <w:b/>
       <w:bCs/>
       <w:color w:val="365F91" w:themeColor="accent1" w:themeShade="BF"/>
@@ -1255,7 +1072,7 @@
     <w:uiPriority w:val="9"/>
     <w:rsid w:val="00FC693F"/>
     <w:rPr>
-      <w:rFonts w:asciiTheme="majorHAnsi" w:eastAsiaTheme="majorEastAsia" w:hAnsiTheme="majorHAnsi" w:cstheme="majorBidi"/>
+      <w:rFonts/>
       <w:b/>
       <w:bCs/>
       <w:color w:val="4F81BD" w:themeColor="accent1"/>
@@ -1270,7 +1087,7 @@
     <w:uiPriority w:val="9"/>
     <w:rsid w:val="00FC693F"/>
     <w:rPr>
-      <w:rFonts w:asciiTheme="majorHAnsi" w:eastAsiaTheme="majorEastAsia" w:hAnsiTheme="majorHAnsi" w:cstheme="majorBidi"/>
+      <w:rFonts/>
       <w:b/>
       <w:bCs/>
       <w:color w:val="4F81BD" w:themeColor="accent1"/>
@@ -1285,19 +1102,17 @@
     <w:qFormat/>
     <w:rsid w:val="00FC693F"/>
     <w:pPr>
-      <w:pBdr>
-        <w:bottom w:val="single" w:sz="8" w:space="4" w:color="4F81BD" w:themeColor="accent1"/>
-      </w:pBdr>
-      <w:spacing w:after="300" w:line="240" w:lineRule="auto"/>
+      <w:spacing w:after="80" w:line="240" w:lineRule="auto"/>
       <w:contextualSpacing/>
     </w:pPr>
     <w:rPr>
-      <w:rFonts w:asciiTheme="majorHAnsi" w:eastAsiaTheme="majorEastAsia" w:hAnsiTheme="majorHAnsi" w:cstheme="majorBidi"/>
-      <w:color w:val="17365D" w:themeColor="text2" w:themeShade="BF"/>
+      <w:rFonts w:ascii="Times New Roman" w:hAnsi="Times New Roman"/>
+      <w:color w:val="000000"/>
       <w:spacing w:val="5"/>
       <w:kern w:val="28"/>
-      <w:sz w:val="52"/>
+      <w:sz w:val="40"/>
       <w:szCs w:val="52"/>
+      <w:lang w:val="ky-KG"/>
     </w:rPr>
   </w:style>
   <w:style w:type="character" w:customStyle="1" w:styleId="TitleChar">
@@ -1307,7 +1122,7 @@
     <w:uiPriority w:val="10"/>
     <w:rsid w:val="00FC693F"/>
     <w:rPr>
-      <w:rFonts w:asciiTheme="majorHAnsi" w:eastAsiaTheme="majorEastAsia" w:hAnsiTheme="majorHAnsi" w:cstheme="majorBidi"/>
+      <w:rFonts/>
       <w:color w:val="17365D" w:themeColor="text2" w:themeShade="BF"/>
       <w:spacing w:val="5"/>
       <w:kern w:val="28"/>
@@ -1329,7 +1144,7 @@
       </w:numPr>
     </w:pPr>
     <w:rPr>
-      <w:rFonts w:asciiTheme="majorHAnsi" w:eastAsiaTheme="majorEastAsia" w:hAnsiTheme="majorHAnsi" w:cstheme="majorBidi"/>
+      <w:rFonts/>
       <w:i/>
       <w:iCs/>
       <w:color w:val="4F81BD" w:themeColor="accent1"/>
@@ -1345,7 +1160,7 @@
     <w:uiPriority w:val="11"/>
     <w:rsid w:val="00FC693F"/>
     <w:rPr>
-      <w:rFonts w:asciiTheme="majorHAnsi" w:eastAsiaTheme="majorEastAsia" w:hAnsiTheme="majorHAnsi" w:cstheme="majorBidi"/>
+      <w:rFonts/>
       <w:i/>
       <w:iCs/>
       <w:color w:val="4F81BD" w:themeColor="accent1"/>
@@ -1470,8 +1285,15 @@
       <w:numPr>
         <w:numId w:val="1"/>
       </w:numPr>
+      <w:spacing w:after="80" w:line="240" w:lineRule="auto"/>
       <w:contextualSpacing/>
     </w:pPr>
+    <w:rPr>
+      <w:rFonts w:ascii="Times New Roman" w:hAnsi="Times New Roman"/>
+      <w:color w:val="000000"/>
+      <w:sz w:val="24"/>
+      <w:lang w:val="ky-KG"/>
+    </w:rPr>
   </w:style>
   <w:style w:type="paragraph" w:styleId="ListBullet2">
     <w:name w:val="List Bullet 2"/>
@@ -1643,7 +1465,7 @@
     <w:semiHidden/>
     <w:rsid w:val="00FC693F"/>
     <w:rPr>
-      <w:rFonts w:asciiTheme="majorHAnsi" w:eastAsiaTheme="majorEastAsia" w:hAnsiTheme="majorHAnsi" w:cstheme="majorBidi"/>
+      <w:rFonts/>
       <w:b/>
       <w:bCs/>
       <w:i/>
@@ -1659,7 +1481,7 @@
     <w:semiHidden/>
     <w:rsid w:val="00FC693F"/>
     <w:rPr>
-      <w:rFonts w:asciiTheme="majorHAnsi" w:eastAsiaTheme="majorEastAsia" w:hAnsiTheme="majorHAnsi" w:cstheme="majorBidi"/>
+      <w:rFonts/>
       <w:color w:val="243F60" w:themeColor="accent1" w:themeShade="7F"/>
     </w:rPr>
   </w:style>
@@ -1671,7 +1493,7 @@
     <w:semiHidden/>
     <w:rsid w:val="00FC693F"/>
     <w:rPr>
-      <w:rFonts w:asciiTheme="majorHAnsi" w:eastAsiaTheme="majorEastAsia" w:hAnsiTheme="majorHAnsi" w:cstheme="majorBidi"/>
+      <w:rFonts/>
       <w:i/>
       <w:iCs/>
       <w:color w:val="243F60" w:themeColor="accent1" w:themeShade="7F"/>
@@ -1685,7 +1507,7 @@
     <w:semiHidden/>
     <w:rsid w:val="00FC693F"/>
     <w:rPr>
-      <w:rFonts w:asciiTheme="majorHAnsi" w:eastAsiaTheme="majorEastAsia" w:hAnsiTheme="majorHAnsi" w:cstheme="majorBidi"/>
+      <w:rFonts/>
       <w:i/>
       <w:iCs/>
       <w:color w:val="404040" w:themeColor="text1" w:themeTint="BF"/>
@@ -1699,7 +1521,7 @@
     <w:semiHidden/>
     <w:rsid w:val="00FC693F"/>
     <w:rPr>
-      <w:rFonts w:asciiTheme="majorHAnsi" w:eastAsiaTheme="majorEastAsia" w:hAnsiTheme="majorHAnsi" w:cstheme="majorBidi"/>
+      <w:rFonts/>
       <w:color w:val="4F81BD" w:themeColor="accent1"/>
       <w:sz w:val="20"/>
       <w:szCs w:val="20"/>
@@ -1713,7 +1535,7 @@
     <w:semiHidden/>
     <w:rsid w:val="00FC693F"/>
     <w:rPr>
-      <w:rFonts w:asciiTheme="majorHAnsi" w:eastAsiaTheme="majorEastAsia" w:hAnsiTheme="majorHAnsi" w:cstheme="majorBidi"/>
+      <w:rFonts/>
       <w:i/>
       <w:iCs/>
       <w:color w:val="404040" w:themeColor="text1" w:themeTint="BF"/>
@@ -1772,9 +1594,6 @@
     <w:qFormat/>
     <w:rsid w:val="00FC693F"/>
     <w:pPr>
-      <w:pBdr>
-        <w:bottom w:val="single" w:sz="4" w:space="4" w:color="4F81BD" w:themeColor="accent1"/>
-      </w:pBdr>
       <w:spacing w:before="200" w:after="280"/>
       <w:ind w:left="936" w:right="936"/>
     </w:pPr>
@@ -3302,7 +3121,7 @@
         <w:spacing w:before="0" w:after="0" w:line="240" w:lineRule="auto"/>
       </w:pPr>
       <w:rPr>
-        <w:rFonts w:asciiTheme="majorHAnsi" w:eastAsiaTheme="majorEastAsia" w:hAnsiTheme="majorHAnsi" w:cstheme="majorBidi"/>
+        <w:rFonts/>
         <w:b/>
         <w:bCs/>
       </w:rPr>
@@ -3323,7 +3142,7 @@
         <w:spacing w:before="0" w:after="0" w:line="240" w:lineRule="auto"/>
       </w:pPr>
       <w:rPr>
-        <w:rFonts w:asciiTheme="majorHAnsi" w:eastAsiaTheme="majorEastAsia" w:hAnsiTheme="majorHAnsi" w:cstheme="majorBidi"/>
+        <w:rFonts/>
         <w:b/>
         <w:bCs/>
       </w:rPr>
@@ -3341,14 +3160,14 @@
     </w:tblStylePr>
     <w:tblStylePr w:type="firstCol">
       <w:rPr>
-        <w:rFonts w:asciiTheme="majorHAnsi" w:eastAsiaTheme="majorEastAsia" w:hAnsiTheme="majorHAnsi" w:cstheme="majorBidi"/>
+        <w:rFonts/>
         <w:b/>
         <w:bCs/>
       </w:rPr>
     </w:tblStylePr>
     <w:tblStylePr w:type="lastCol">
       <w:rPr>
-        <w:rFonts w:asciiTheme="majorHAnsi" w:eastAsiaTheme="majorEastAsia" w:hAnsiTheme="majorHAnsi" w:cstheme="majorBidi"/>
+        <w:rFonts/>
         <w:b/>
         <w:bCs/>
       </w:rPr>
@@ -3432,7 +3251,7 @@
         <w:spacing w:before="0" w:after="0" w:line="240" w:lineRule="auto"/>
       </w:pPr>
       <w:rPr>
-        <w:rFonts w:asciiTheme="majorHAnsi" w:eastAsiaTheme="majorEastAsia" w:hAnsiTheme="majorHAnsi" w:cstheme="majorBidi"/>
+        <w:rFonts/>
         <w:b/>
         <w:bCs/>
       </w:rPr>
@@ -3453,7 +3272,7 @@
         <w:spacing w:before="0" w:after="0" w:line="240" w:lineRule="auto"/>
       </w:pPr>
       <w:rPr>
-        <w:rFonts w:asciiTheme="majorHAnsi" w:eastAsiaTheme="majorEastAsia" w:hAnsiTheme="majorHAnsi" w:cstheme="majorBidi"/>
+        <w:rFonts/>
         <w:b/>
         <w:bCs/>
       </w:rPr>
@@ -3471,14 +3290,14 @@
     </w:tblStylePr>
     <w:tblStylePr w:type="firstCol">
       <w:rPr>
-        <w:rFonts w:asciiTheme="majorHAnsi" w:eastAsiaTheme="majorEastAsia" w:hAnsiTheme="majorHAnsi" w:cstheme="majorBidi"/>
+        <w:rFonts/>
         <w:b/>
         <w:bCs/>
       </w:rPr>
     </w:tblStylePr>
     <w:tblStylePr w:type="lastCol">
       <w:rPr>
-        <w:rFonts w:asciiTheme="majorHAnsi" w:eastAsiaTheme="majorEastAsia" w:hAnsiTheme="majorHAnsi" w:cstheme="majorBidi"/>
+        <w:rFonts/>
         <w:b/>
         <w:bCs/>
       </w:rPr>
@@ -3562,7 +3381,7 @@
         <w:spacing w:before="0" w:after="0" w:line="240" w:lineRule="auto"/>
       </w:pPr>
       <w:rPr>
-        <w:rFonts w:asciiTheme="majorHAnsi" w:eastAsiaTheme="majorEastAsia" w:hAnsiTheme="majorHAnsi" w:cstheme="majorBidi"/>
+        <w:rFonts/>
         <w:b/>
         <w:bCs/>
       </w:rPr>
@@ -3583,7 +3402,7 @@
         <w:spacing w:before="0" w:after="0" w:line="240" w:lineRule="auto"/>
       </w:pPr>
       <w:rPr>
-        <w:rFonts w:asciiTheme="majorHAnsi" w:eastAsiaTheme="majorEastAsia" w:hAnsiTheme="majorHAnsi" w:cstheme="majorBidi"/>
+        <w:rFonts/>
         <w:b/>
         <w:bCs/>
       </w:rPr>
@@ -3601,14 +3420,14 @@
     </w:tblStylePr>
     <w:tblStylePr w:type="firstCol">
       <w:rPr>
-        <w:rFonts w:asciiTheme="majorHAnsi" w:eastAsiaTheme="majorEastAsia" w:hAnsiTheme="majorHAnsi" w:cstheme="majorBidi"/>
+        <w:rFonts/>
         <w:b/>
         <w:bCs/>
       </w:rPr>
     </w:tblStylePr>
     <w:tblStylePr w:type="lastCol">
       <w:rPr>
-        <w:rFonts w:asciiTheme="majorHAnsi" w:eastAsiaTheme="majorEastAsia" w:hAnsiTheme="majorHAnsi" w:cstheme="majorBidi"/>
+        <w:rFonts/>
         <w:b/>
         <w:bCs/>
       </w:rPr>
@@ -3692,7 +3511,7 @@
         <w:spacing w:before="0" w:after="0" w:line="240" w:lineRule="auto"/>
       </w:pPr>
       <w:rPr>
-        <w:rFonts w:asciiTheme="majorHAnsi" w:eastAsiaTheme="majorEastAsia" w:hAnsiTheme="majorHAnsi" w:cstheme="majorBidi"/>
+        <w:rFonts/>
         <w:b/>
         <w:bCs/>
       </w:rPr>
@@ -3713,7 +3532,7 @@
         <w:spacing w:before="0" w:after="0" w:line="240" w:lineRule="auto"/>
       </w:pPr>
       <w:rPr>
-        <w:rFonts w:asciiTheme="majorHAnsi" w:eastAsiaTheme="majorEastAsia" w:hAnsiTheme="majorHAnsi" w:cstheme="majorBidi"/>
+        <w:rFonts/>
         <w:b/>
         <w:bCs/>
       </w:rPr>
@@ -3731,14 +3550,14 @@
     </w:tblStylePr>
     <w:tblStylePr w:type="firstCol">
       <w:rPr>
-        <w:rFonts w:asciiTheme="majorHAnsi" w:eastAsiaTheme="majorEastAsia" w:hAnsiTheme="majorHAnsi" w:cstheme="majorBidi"/>
+        <w:rFonts/>
         <w:b/>
         <w:bCs/>
       </w:rPr>
     </w:tblStylePr>
     <w:tblStylePr w:type="lastCol">
       <w:rPr>
-        <w:rFonts w:asciiTheme="majorHAnsi" w:eastAsiaTheme="majorEastAsia" w:hAnsiTheme="majorHAnsi" w:cstheme="majorBidi"/>
+        <w:rFonts/>
         <w:b/>
         <w:bCs/>
       </w:rPr>
@@ -3822,7 +3641,7 @@
         <w:spacing w:before="0" w:after="0" w:line="240" w:lineRule="auto"/>
       </w:pPr>
       <w:rPr>
-        <w:rFonts w:asciiTheme="majorHAnsi" w:eastAsiaTheme="majorEastAsia" w:hAnsiTheme="majorHAnsi" w:cstheme="majorBidi"/>
+        <w:rFonts/>
         <w:b/>
         <w:bCs/>
       </w:rPr>
@@ -3843,7 +3662,7 @@
         <w:spacing w:before="0" w:after="0" w:line="240" w:lineRule="auto"/>
       </w:pPr>
       <w:rPr>
-        <w:rFonts w:asciiTheme="majorHAnsi" w:eastAsiaTheme="majorEastAsia" w:hAnsiTheme="majorHAnsi" w:cstheme="majorBidi"/>
+        <w:rFonts/>
         <w:b/>
         <w:bCs/>
       </w:rPr>
@@ -3861,14 +3680,14 @@
     </w:tblStylePr>
     <w:tblStylePr w:type="firstCol">
       <w:rPr>
-        <w:rFonts w:asciiTheme="majorHAnsi" w:eastAsiaTheme="majorEastAsia" w:hAnsiTheme="majorHAnsi" w:cstheme="majorBidi"/>
+        <w:rFonts/>
         <w:b/>
         <w:bCs/>
       </w:rPr>
     </w:tblStylePr>
     <w:tblStylePr w:type="lastCol">
       <w:rPr>
-        <w:rFonts w:asciiTheme="majorHAnsi" w:eastAsiaTheme="majorEastAsia" w:hAnsiTheme="majorHAnsi" w:cstheme="majorBidi"/>
+        <w:rFonts/>
         <w:b/>
         <w:bCs/>
       </w:rPr>
@@ -3952,7 +3771,7 @@
         <w:spacing w:before="0" w:after="0" w:line="240" w:lineRule="auto"/>
       </w:pPr>
       <w:rPr>
-        <w:rFonts w:asciiTheme="majorHAnsi" w:eastAsiaTheme="majorEastAsia" w:hAnsiTheme="majorHAnsi" w:cstheme="majorBidi"/>
+        <w:rFonts/>
         <w:b/>
         <w:bCs/>
       </w:rPr>
@@ -3973,7 +3792,7 @@
         <w:spacing w:before="0" w:after="0" w:line="240" w:lineRule="auto"/>
       </w:pPr>
       <w:rPr>
-        <w:rFonts w:asciiTheme="majorHAnsi" w:eastAsiaTheme="majorEastAsia" w:hAnsiTheme="majorHAnsi" w:cstheme="majorBidi"/>
+        <w:rFonts/>
         <w:b/>
         <w:bCs/>
       </w:rPr>
@@ -3991,14 +3810,14 @@
     </w:tblStylePr>
     <w:tblStylePr w:type="firstCol">
       <w:rPr>
-        <w:rFonts w:asciiTheme="majorHAnsi" w:eastAsiaTheme="majorEastAsia" w:hAnsiTheme="majorHAnsi" w:cstheme="majorBidi"/>
+        <w:rFonts/>
         <w:b/>
         <w:bCs/>
       </w:rPr>
     </w:tblStylePr>
     <w:tblStylePr w:type="lastCol">
       <w:rPr>
-        <w:rFonts w:asciiTheme="majorHAnsi" w:eastAsiaTheme="majorEastAsia" w:hAnsiTheme="majorHAnsi" w:cstheme="majorBidi"/>
+        <w:rFonts/>
         <w:b/>
         <w:bCs/>
       </w:rPr>
@@ -4082,7 +3901,7 @@
         <w:spacing w:before="0" w:after="0" w:line="240" w:lineRule="auto"/>
       </w:pPr>
       <w:rPr>
-        <w:rFonts w:asciiTheme="majorHAnsi" w:eastAsiaTheme="majorEastAsia" w:hAnsiTheme="majorHAnsi" w:cstheme="majorBidi"/>
+        <w:rFonts/>
         <w:b/>
         <w:bCs/>
       </w:rPr>
@@ -4103,7 +3922,7 @@
         <w:spacing w:before="0" w:after="0" w:line="240" w:lineRule="auto"/>
       </w:pPr>
       <w:rPr>
-        <w:rFonts w:asciiTheme="majorHAnsi" w:eastAsiaTheme="majorEastAsia" w:hAnsiTheme="majorHAnsi" w:cstheme="majorBidi"/>
+        <w:rFonts/>
         <w:b/>
         <w:bCs/>
       </w:rPr>
@@ -4121,14 +3940,14 @@
     </w:tblStylePr>
     <w:tblStylePr w:type="firstCol">
       <w:rPr>
-        <w:rFonts w:asciiTheme="majorHAnsi" w:eastAsiaTheme="majorEastAsia" w:hAnsiTheme="majorHAnsi" w:cstheme="majorBidi"/>
+        <w:rFonts/>
         <w:b/>
         <w:bCs/>
       </w:rPr>
     </w:tblStylePr>
     <w:tblStylePr w:type="lastCol">
       <w:rPr>
-        <w:rFonts w:asciiTheme="majorHAnsi" w:eastAsiaTheme="majorEastAsia" w:hAnsiTheme="majorHAnsi" w:cstheme="majorBidi"/>
+        <w:rFonts/>
         <w:b/>
         <w:bCs/>
       </w:rPr>
@@ -5993,7 +5812,7 @@
     </w:tblPr>
     <w:tblStylePr w:type="firstRow">
       <w:rPr>
-        <w:rFonts w:asciiTheme="majorHAnsi" w:eastAsiaTheme="majorEastAsia" w:hAnsiTheme="majorHAnsi" w:cstheme="majorBidi"/>
+        <w:rFonts/>
       </w:rPr>
       <w:tblPr/>
       <w:tcPr>
@@ -6077,7 +5896,7 @@
     </w:tblPr>
     <w:tblStylePr w:type="firstRow">
       <w:rPr>
-        <w:rFonts w:asciiTheme="majorHAnsi" w:eastAsiaTheme="majorEastAsia" w:hAnsiTheme="majorHAnsi" w:cstheme="majorBidi"/>
+        <w:rFonts/>
       </w:rPr>
       <w:tblPr/>
       <w:tcPr>
@@ -6161,7 +5980,7 @@
     </w:tblPr>
     <w:tblStylePr w:type="firstRow">
       <w:rPr>
-        <w:rFonts w:asciiTheme="majorHAnsi" w:eastAsiaTheme="majorEastAsia" w:hAnsiTheme="majorHAnsi" w:cstheme="majorBidi"/>
+        <w:rFonts/>
       </w:rPr>
       <w:tblPr/>
       <w:tcPr>
@@ -6245,7 +6064,7 @@
     </w:tblPr>
     <w:tblStylePr w:type="firstRow">
       <w:rPr>
-        <w:rFonts w:asciiTheme="majorHAnsi" w:eastAsiaTheme="majorEastAsia" w:hAnsiTheme="majorHAnsi" w:cstheme="majorBidi"/>
+        <w:rFonts/>
       </w:rPr>
       <w:tblPr/>
       <w:tcPr>
@@ -6329,7 +6148,7 @@
     </w:tblPr>
     <w:tblStylePr w:type="firstRow">
       <w:rPr>
-        <w:rFonts w:asciiTheme="majorHAnsi" w:eastAsiaTheme="majorEastAsia" w:hAnsiTheme="majorHAnsi" w:cstheme="majorBidi"/>
+        <w:rFonts/>
       </w:rPr>
       <w:tblPr/>
       <w:tcPr>
@@ -6413,7 +6232,7 @@
     </w:tblPr>
     <w:tblStylePr w:type="firstRow">
       <w:rPr>
-        <w:rFonts w:asciiTheme="majorHAnsi" w:eastAsiaTheme="majorEastAsia" w:hAnsiTheme="majorHAnsi" w:cstheme="majorBidi"/>
+        <w:rFonts/>
       </w:rPr>
       <w:tblPr/>
       <w:tcPr>
@@ -6497,7 +6316,7 @@
     </w:tblPr>
     <w:tblStylePr w:type="firstRow">
       <w:rPr>
-        <w:rFonts w:asciiTheme="majorHAnsi" w:eastAsiaTheme="majorEastAsia" w:hAnsiTheme="majorHAnsi" w:cstheme="majorBidi"/>
+        <w:rFonts/>
       </w:rPr>
       <w:tblPr/>
       <w:tcPr>
@@ -6562,7 +6381,7 @@
       <w:spacing w:after="0" w:line="240" w:lineRule="auto"/>
     </w:pPr>
     <w:rPr>
-      <w:rFonts w:asciiTheme="majorHAnsi" w:eastAsiaTheme="majorEastAsia" w:hAnsiTheme="majorHAnsi" w:cstheme="majorBidi"/>
+      <w:rFonts/>
       <w:color w:val="000000" w:themeColor="text1"/>
     </w:rPr>
     <w:tblPr>
@@ -6690,7 +6509,7 @@
       <w:spacing w:after="0" w:line="240" w:lineRule="auto"/>
     </w:pPr>
     <w:rPr>
-      <w:rFonts w:asciiTheme="majorHAnsi" w:eastAsiaTheme="majorEastAsia" w:hAnsiTheme="majorHAnsi" w:cstheme="majorBidi"/>
+      <w:rFonts/>
       <w:color w:val="000000" w:themeColor="text1"/>
     </w:rPr>
     <w:tblPr>
@@ -6818,7 +6637,7 @@
       <w:spacing w:after="0" w:line="240" w:lineRule="auto"/>
     </w:pPr>
     <w:rPr>
-      <w:rFonts w:asciiTheme="majorHAnsi" w:eastAsiaTheme="majorEastAsia" w:hAnsiTheme="majorHAnsi" w:cstheme="majorBidi"/>
+      <w:rFonts/>
       <w:color w:val="000000" w:themeColor="text1"/>
     </w:rPr>
     <w:tblPr>
@@ -6946,7 +6765,7 @@
       <w:spacing w:after="0" w:line="240" w:lineRule="auto"/>
     </w:pPr>
     <w:rPr>
-      <w:rFonts w:asciiTheme="majorHAnsi" w:eastAsiaTheme="majorEastAsia" w:hAnsiTheme="majorHAnsi" w:cstheme="majorBidi"/>
+      <w:rFonts/>
       <w:color w:val="000000" w:themeColor="text1"/>
     </w:rPr>
     <w:tblPr>
@@ -7074,7 +6893,7 @@
       <w:spacing w:after="0" w:line="240" w:lineRule="auto"/>
     </w:pPr>
     <w:rPr>
-      <w:rFonts w:asciiTheme="majorHAnsi" w:eastAsiaTheme="majorEastAsia" w:hAnsiTheme="majorHAnsi" w:cstheme="majorBidi"/>
+      <w:rFonts/>
       <w:color w:val="000000" w:themeColor="text1"/>
     </w:rPr>
     <w:tblPr>
@@ -7202,7 +7021,7 @@
       <w:spacing w:after="0" w:line="240" w:lineRule="auto"/>
     </w:pPr>
     <w:rPr>
-      <w:rFonts w:asciiTheme="majorHAnsi" w:eastAsiaTheme="majorEastAsia" w:hAnsiTheme="majorHAnsi" w:cstheme="majorBidi"/>
+      <w:rFonts/>
       <w:color w:val="000000" w:themeColor="text1"/>
     </w:rPr>
     <w:tblPr>
@@ -7330,7 +7149,7 @@
       <w:spacing w:after="0" w:line="240" w:lineRule="auto"/>
     </w:pPr>
     <w:rPr>
-      <w:rFonts w:asciiTheme="majorHAnsi" w:eastAsiaTheme="majorEastAsia" w:hAnsiTheme="majorHAnsi" w:cstheme="majorBidi"/>
+      <w:rFonts/>
       <w:color w:val="000000" w:themeColor="text1"/>
     </w:rPr>
     <w:tblPr>
@@ -7969,7 +7788,7 @@
       <w:spacing w:after="0" w:line="240" w:lineRule="auto"/>
     </w:pPr>
     <w:rPr>
-      <w:rFonts w:asciiTheme="majorHAnsi" w:eastAsiaTheme="majorEastAsia" w:hAnsiTheme="majorHAnsi" w:cstheme="majorBidi"/>
+      <w:rFonts/>
       <w:color w:val="000000" w:themeColor="text1"/>
     </w:rPr>
     <w:tblPr>
@@ -8094,7 +7913,7 @@
       <w:spacing w:after="0" w:line="240" w:lineRule="auto"/>
     </w:pPr>
     <w:rPr>
-      <w:rFonts w:asciiTheme="majorHAnsi" w:eastAsiaTheme="majorEastAsia" w:hAnsiTheme="majorHAnsi" w:cstheme="majorBidi"/>
+      <w:rFonts/>
       <w:color w:val="000000" w:themeColor="text1"/>
     </w:rPr>
     <w:tblPr>
@@ -8219,7 +8038,7 @@
       <w:spacing w:after="0" w:line="240" w:lineRule="auto"/>
     </w:pPr>
     <w:rPr>
-      <w:rFonts w:asciiTheme="majorHAnsi" w:eastAsiaTheme="majorEastAsia" w:hAnsiTheme="majorHAnsi" w:cstheme="majorBidi"/>
+      <w:rFonts/>
       <w:color w:val="000000" w:themeColor="text1"/>
     </w:rPr>
     <w:tblPr>
@@ -8344,7 +8163,7 @@
       <w:spacing w:after="0" w:line="240" w:lineRule="auto"/>
     </w:pPr>
     <w:rPr>
-      <w:rFonts w:asciiTheme="majorHAnsi" w:eastAsiaTheme="majorEastAsia" w:hAnsiTheme="majorHAnsi" w:cstheme="majorBidi"/>
+      <w:rFonts/>
       <w:color w:val="000000" w:themeColor="text1"/>
     </w:rPr>
     <w:tblPr>
@@ -8469,7 +8288,7 @@
       <w:spacing w:after="0" w:line="240" w:lineRule="auto"/>
     </w:pPr>
     <w:rPr>
-      <w:rFonts w:asciiTheme="majorHAnsi" w:eastAsiaTheme="majorEastAsia" w:hAnsiTheme="majorHAnsi" w:cstheme="majorBidi"/>
+      <w:rFonts/>
       <w:color w:val="000000" w:themeColor="text1"/>
     </w:rPr>
     <w:tblPr>
@@ -8594,7 +8413,7 @@
       <w:spacing w:after="0" w:line="240" w:lineRule="auto"/>
     </w:pPr>
     <w:rPr>
-      <w:rFonts w:asciiTheme="majorHAnsi" w:eastAsiaTheme="majorEastAsia" w:hAnsiTheme="majorHAnsi" w:cstheme="majorBidi"/>
+      <w:rFonts/>
       <w:color w:val="000000" w:themeColor="text1"/>
     </w:rPr>
     <w:tblPr>
@@ -8719,7 +8538,7 @@
       <w:spacing w:after="0" w:line="240" w:lineRule="auto"/>
     </w:pPr>
     <w:rPr>
-      <w:rFonts w:asciiTheme="majorHAnsi" w:eastAsiaTheme="majorEastAsia" w:hAnsiTheme="majorHAnsi" w:cstheme="majorBidi"/>
+      <w:rFonts/>
       <w:color w:val="000000" w:themeColor="text1"/>
     </w:rPr>
     <w:tblPr>
